--- a/Retiro emprendedor - Idea de negocio.docx
+++ b/Retiro emprendedor - Idea de negocio.docx
@@ -118,12 +118,156 @@
     </w:p>
     <w:p>
       <w:r>
-        <w:t>Cada participante no solo asiste — aporta. Antes de confirmar el lugar, cada persona define con los organizadores de qué manera va a contribuir al grupo: puede ser compartiendo su experiencia en un área específica, enseñando algo concreto que domina, o facilitando una conversación sobre un tema relevante para emprendedores. Ese aporte se define previamente y forma parte del compromiso de participar.</w:t>
-      </w:r>
-    </w:p>
-    <w:p>
-      <w:r>
-        <w:t>Esto garantiza que todos lleguen con algo para dar, no solo para recibir. Y es lo que convierte al retiro en un espacio de intercambio real, no en un evento de consumo pasivo.</w:t>
+        <w:t>Cada participante no solo asiste — enseña. Antes de confirmar el lugar, cada persona completa un formulario donde define dos cosas: qué tema va a enseñar al grupo (algo que domina de verdad, construido desde la práctica) y qué necesita aprender o resolver (un desafío concreto en su negocio).</w:t>
+      </w:r>
+    </w:p>
+    <w:p>
+      <w:r>
+        <w:t>Con esa información, Elías y Florencia arman un grupo donde los conocimientos se complementan y las necesidades de unos son cubiertas por las fortalezas de otros. No es casualidad — es curaduría.</w:t>
+      </w:r>
+    </w:p>
+    <w:p>
+      <w:r>
+        <w:t xml:space="preserve">Florencia enseña finanzas e inversiones aplicadas a emprendedores. Elías enseña inteligencia artificial aplicada a negocios. El resto del grupo trae su propia área de </w:t>
+      </w:r>
+      <w:proofErr w:type="spellStart"/>
+      <w:r>
+        <w:lastRenderedPageBreak/>
+        <w:t>expertise</w:t>
+      </w:r>
+      <w:proofErr w:type="spellEnd"/>
+      <w:r>
+        <w:t>. Al final del retiro, cada participante se va habiendo enseñado algo real y habiendo aprendido de ocho personas distintas.</w:t>
+      </w:r>
+    </w:p>
+    <w:p>
+      <w:r>
+        <w:rPr>
+          <w:b/>
+          <w:bCs/>
+        </w:rPr>
+        <w:t>Primera edición</w:t>
+      </w:r>
+    </w:p>
+    <w:p>
+      <w:r>
+        <w:t>Fecha: fin de semana largo de octubre — sábado 1</w:t>
+      </w:r>
+      <w:r>
+        <w:t>0</w:t>
+      </w:r>
+      <w:r>
+        <w:t>, domingo 1</w:t>
+      </w:r>
+      <w:r>
+        <w:t>1</w:t>
+      </w:r>
+      <w:r>
+        <w:t xml:space="preserve"> y lunes </w:t>
+      </w:r>
+      <w:r>
+        <w:t>12</w:t>
+      </w:r>
+      <w:r>
+        <w:t xml:space="preserve"> de octubre de 202</w:t>
+      </w:r>
+      <w:r>
+        <w:t>6</w:t>
+      </w:r>
+    </w:p>
+    <w:p>
+      <w:r>
+        <w:t>Destino: San Rafael, Mendoza</w:t>
+      </w:r>
+    </w:p>
+    <w:p>
+      <w:r>
+        <w:t>Grupo: 8 personas en total — 6 participantes más los organizadores, Elías y Florencia, que son parte activa del retiro y suman desde su propia experiencia emprendedora</w:t>
+      </w:r>
+    </w:p>
+    <w:p>
+      <w:r>
+        <w:t>Alojamiento: casa o cabaña privada con capacidad para todo el grupo, con espacio para trabajar, compartir, y descansar</w:t>
+      </w:r>
+    </w:p>
+    <w:p>
+      <w:r>
+        <w:rPr>
+          <w:b/>
+          <w:bCs/>
+        </w:rPr>
+        <w:t>Cómo son los tres días</w:t>
+      </w:r>
+    </w:p>
+    <w:p>
+      <w:r>
+        <w:t xml:space="preserve">El formato tiene estructura </w:t>
+      </w:r>
+      <w:proofErr w:type="gramStart"/>
+      <w:r>
+        <w:t>clara</w:t>
+      </w:r>
+      <w:proofErr w:type="gramEnd"/>
+      <w:r>
+        <w:t xml:space="preserve"> pero sin rigidez corporativa. Cada mañana incluye 2 o 3 presentaciones de participantes — instancias donde cada uno enseña algo concreto que domina, construido desde su propia experiencia. </w:t>
+      </w:r>
+      <w:r>
+        <w:t>Deben ser c</w:t>
+      </w:r>
+      <w:r>
+        <w:t>onocimientos aplicables que el resto puede llevarse y usar. Las presentaciones se coordinan antes del retiro para garantizar variedad, complementariedad, y relevancia para todos.</w:t>
+      </w:r>
+    </w:p>
+    <w:p>
+      <w:r>
+        <w:t xml:space="preserve">Las tardes están reservadas para actividades al aire libre: </w:t>
+      </w:r>
+      <w:proofErr w:type="spellStart"/>
+      <w:r>
+        <w:t>trekking</w:t>
+      </w:r>
+      <w:proofErr w:type="spellEnd"/>
+      <w:r>
+        <w:t>, rafting, visita a bodegas, o lo que San Rafael ofrezca según la época. El objetivo es desconectar de las pantallas, conectar con la naturaleza, y que las conversaciones más importantes ocurran caminando o en la mesa, no en una sala de reuniones.</w:t>
+      </w:r>
+    </w:p>
+    <w:p>
+      <w:r>
+        <w:t>También está prevista la participación de al menos un speaker externo — un especialista invitado que sume una perspectiva nueva y un conocimiento concreto que los participantes se lleven más allá del retiro.</w:t>
+      </w:r>
+    </w:p>
+    <w:p>
+      <w:r>
+        <w:t>El itinerario detallado se comparte con los participantes confirmados antes de la fecha.</w:t>
+      </w:r>
+    </w:p>
+    <w:p>
+      <w:r>
+        <w:t>Sábado: llegada, instalación, primera ronda de presentaciones de participantes, cena grupal.</w:t>
+      </w:r>
+    </w:p>
+    <w:p>
+      <w:r>
+        <w:t>Domingo: presentaciones de la mañana, actividad al aire libre a la tarde, noche libre o fogón.</w:t>
+      </w:r>
+    </w:p>
+    <w:p>
+      <w:r>
+        <w:t>Lunes: última presentación de la mañana, cierre grupal donde cada uno comparte una decisión concreta que toma al volver, almuerzo y regreso.</w:t>
+      </w:r>
+    </w:p>
+    <w:p>
+      <w:r>
+        <w:rPr>
+          <w:b/>
+          <w:bCs/>
+        </w:rPr>
+        <w:t>Lo que no hay</w:t>
+      </w:r>
+    </w:p>
+    <w:p>
+      <w:r>
+        <w:t>No hay pitch de productos ni ventas entre participantes. No hay competencia ni juicios. No hay presión de mostrar solo los éxitos. Lo que hay es un grupo chico, un lugar lindo, y el tiempo y el espacio para las conversaciones que en el día a día no ocurren.</w:t>
       </w:r>
     </w:p>
     <w:p>
@@ -143,143 +287,6 @@
       </w:pPr>
     </w:p>
     <w:p>
-      <w:r>
-        <w:rPr>
-          <w:b/>
-          <w:bCs/>
-        </w:rPr>
-        <w:lastRenderedPageBreak/>
-        <w:t>Primera edición</w:t>
-      </w:r>
-    </w:p>
-    <w:p>
-      <w:r>
-        <w:t>Fecha: fin de semana largo de octubre — sábado 1</w:t>
-      </w:r>
-      <w:r>
-        <w:t>0</w:t>
-      </w:r>
-      <w:r>
-        <w:t>, domingo 1</w:t>
-      </w:r>
-      <w:r>
-        <w:t>1</w:t>
-      </w:r>
-      <w:r>
-        <w:t xml:space="preserve"> y lunes </w:t>
-      </w:r>
-      <w:r>
-        <w:t>12</w:t>
-      </w:r>
-      <w:r>
-        <w:t xml:space="preserve"> de octubre de 202</w:t>
-      </w:r>
-      <w:r>
-        <w:t>6</w:t>
-      </w:r>
-    </w:p>
-    <w:p>
-      <w:r>
-        <w:t>Destino: San Rafael, Mendoza</w:t>
-      </w:r>
-    </w:p>
-    <w:p>
-      <w:r>
-        <w:t>Grupo: 8 personas en total — 6 participantes más los organizadores, Elías y Florencia, que son parte activa del retiro y suman desde su propia experiencia emprendedora</w:t>
-      </w:r>
-    </w:p>
-    <w:p>
-      <w:r>
-        <w:t>Alojamiento: casa o cabaña privada con capacidad para todo el grupo, con espacio para trabajar, compartir, y descansar</w:t>
-      </w:r>
-    </w:p>
-    <w:p>
-      <w:r>
-        <w:rPr>
-          <w:b/>
-          <w:bCs/>
-        </w:rPr>
-        <w:t>Cómo son los tres días</w:t>
-      </w:r>
-    </w:p>
-    <w:p>
-      <w:r>
-        <w:t xml:space="preserve">El formato tiene estructura </w:t>
-      </w:r>
-      <w:proofErr w:type="gramStart"/>
-      <w:r>
-        <w:t>clara</w:t>
-      </w:r>
-      <w:proofErr w:type="gramEnd"/>
-      <w:r>
-        <w:t xml:space="preserve"> pero sin rigidez corporativa. Cada mañana incluye </w:t>
-      </w:r>
-      <w:r>
-        <w:t>2 o 3</w:t>
-      </w:r>
-      <w:r>
-        <w:t xml:space="preserve"> presentaciones de participantes</w:t>
-      </w:r>
-      <w:r>
-        <w:t xml:space="preserve"> (3, 3 y 2)</w:t>
-      </w:r>
-      <w:r>
-        <w:t xml:space="preserve"> — instancias donde cada uno comparte su experiencia, enseña algo concreto, o abre una conversación sobre un tema que domina. Estas presentaciones se coordinan antes del retiro para que el contenido sea variado, relevante, y complementario entre sí.</w:t>
-      </w:r>
-    </w:p>
-    <w:p>
-      <w:r>
-        <w:t xml:space="preserve">Las tardes están reservadas para actividades al aire libre: </w:t>
-      </w:r>
-      <w:proofErr w:type="spellStart"/>
-      <w:r>
-        <w:t>trekking</w:t>
-      </w:r>
-      <w:proofErr w:type="spellEnd"/>
-      <w:r>
-        <w:t>, rafting, visita a bodegas, o lo que San Rafael ofrezca según la época. El objetivo es desconectar de las pantallas, conectar con la naturaleza, y que las conversaciones más importantes ocurran caminando o en la mesa, no en una sala de reuniones.</w:t>
-      </w:r>
-    </w:p>
-    <w:p>
-      <w:r>
-        <w:t>También está prevista la participación de al menos un speaker externo — un especialista invitado que sume una perspectiva nueva y un conocimiento concreto que los participantes se lleven más allá del retiro.</w:t>
-      </w:r>
-    </w:p>
-    <w:p>
-      <w:r>
-        <w:t>El itinerario detallado se comparte con los participantes confirmados antes de la fecha.</w:t>
-      </w:r>
-    </w:p>
-    <w:p>
-      <w:r>
-        <w:t>Sábado: llegada, instalación, primera ronda de presentaciones de participantes, cena grupal.</w:t>
-      </w:r>
-    </w:p>
-    <w:p>
-      <w:r>
-        <w:t>Domingo: presentaciones de la mañana, actividad al aire libre a la tarde, noche libre o fogón.</w:t>
-      </w:r>
-    </w:p>
-    <w:p>
-      <w:r>
-        <w:t>Lunes: última presentación de la mañana, cierre grupal donde cada uno comparte una decisión concreta que toma al volver, almuerzo y regreso.</w:t>
-      </w:r>
-    </w:p>
-    <w:p>
-      <w:r>
-        <w:rPr>
-          <w:b/>
-          <w:bCs/>
-        </w:rPr>
-        <w:t>Lo que no hay</w:t>
-      </w:r>
-    </w:p>
-    <w:p>
-      <w:r>
-        <w:t>No hay pitch de productos ni ventas entre participantes. No hay competencia ni juicios. No hay presión de mostrar solo los éxitos. Lo que hay es un grupo chico, un lugar lindo, y el tiempo y el espacio para las conversaciones que en el día a día no ocurren.</w:t>
-      </w:r>
-    </w:p>
-    <w:p>
       <w:pPr>
         <w:rPr>
           <w:b/>
@@ -304,28 +311,11 @@
       </w:pPr>
     </w:p>
     <w:p>
-      <w:pPr>
+      <w:r>
         <w:rPr>
           <w:b/>
           <w:bCs/>
         </w:rPr>
-      </w:pPr>
-    </w:p>
-    <w:p>
-      <w:pPr>
-        <w:rPr>
-          <w:b/>
-          <w:bCs/>
-        </w:rPr>
-      </w:pPr>
-    </w:p>
-    <w:p>
-      <w:r>
-        <w:rPr>
-          <w:b/>
-          <w:bCs/>
-        </w:rPr>
-        <w:lastRenderedPageBreak/>
         <w:t>Los organizadores</w:t>
       </w:r>
     </w:p>
